--- a/pr-preview/pr-218/model-validation-handout-tracked-changes.docx
+++ b/pr-preview/pr-218/model-validation-handout-tracked-changes.docx
@@ -16,7 +16,7 @@
       </w:pPr>
       <w:del w:id="1" w:author="PR Preview" w:date="2026-01-01T00:00:00Z">
         <w:r>
-          <w:delText xml:space="preserve">Last modified: 2026-10-15 13:51:57 (PDT)</w:delText>
+          <w:delText xml:space="preserve">Last modified: 2026-10-15 14:34:20 (PDT)</w:delText>
         </w:r>
       </w:del>
     </w:p>
@@ -26,7 +26,7 @@
       </w:pPr>
       <w:ins w:id="2" w:author="PR Preview" w:date="2026-01-01T00:00:00Z">
         <w:r>
-          <w:t xml:space="preserve">Last modified: 2026-10-15 14:18:11 (PDT)</w:t>
+          <w:t xml:space="preserve">Last modified: 2026-10-15 14:49:05 (PDT)</w:t>
         </w:r>
       </w:ins>
     </w:p>
@@ -40267,19 +40267,23 @@
           <m:t>κ</m:t>
         </m:r>
         <m:r>
-          <m:rPr>
-            <m:sty m:val="p"/>
-          </m:rPr>
-          <m:t>(</m:t>
-        </m:r>
-        <m:r>
-          <m:t>i</m:t>
-        </m:r>
-        <m:r>
-          <m:rPr>
-            <m:sty m:val="p"/>
-          </m:rPr>
-          <m:t>)</m:t>
+          <m:t>​</m:t>
+        </m:r>
+        <m:d>
+          <m:dPr>
+            <m:begChr m:val="("/>
+            <m:sepChr m:val=""/>
+            <m:endChr m:val=")"/>
+            <m:grow/>
+          </m:dPr>
+          <m:e>
+            <m:r>
+              <m:t>i</m:t>
+            </m:r>
+          </m:e>
+        </m:d>
+        <m:r>
+          <m:t>​</m:t>
         </m:r>
       </m:oMath>
       <w:r>
@@ -40337,19 +40341,23 @@
                 <m:t>κ</m:t>
               </m:r>
               <m:r>
-                <m:rPr>
-                  <m:sty m:val="p"/>
-                </m:rPr>
-                <m:t>(</m:t>
-              </m:r>
-              <m:r>
-                <m:t>i</m:t>
-              </m:r>
-              <m:r>
-                <m:rPr>
-                  <m:sty m:val="p"/>
-                </m:rPr>
-                <m:t>)</m:t>
+                <m:t>​</m:t>
+              </m:r>
+              <m:d>
+                <m:dPr>
+                  <m:begChr m:val="("/>
+                  <m:sepChr m:val=""/>
+                  <m:endChr m:val=")"/>
+                  <m:grow/>
+                </m:dPr>
+                <m:e>
+                  <m:r>
+                    <m:t>i</m:t>
+                  </m:r>
+                </m:e>
+              </m:d>
+              <m:r>
+                <m:t>​</m:t>
               </m:r>
             </m:sub>
           </m:sSub>
@@ -40408,19 +40416,23 @@
           <m:t>κ</m:t>
         </m:r>
         <m:r>
-          <m:rPr>
-            <m:sty m:val="p"/>
-          </m:rPr>
-          <m:t>(</m:t>
-        </m:r>
-        <m:r>
-          <m:t>i</m:t>
-        </m:r>
-        <m:r>
-          <m:rPr>
-            <m:sty m:val="p"/>
-          </m:rPr>
-          <m:t>)</m:t>
+          <m:t>​</m:t>
+        </m:r>
+        <m:d>
+          <m:dPr>
+            <m:begChr m:val="("/>
+            <m:sepChr m:val=""/>
+            <m:endChr m:val=")"/>
+            <m:grow/>
+          </m:dPr>
+          <m:e>
+            <m:r>
+              <m:t>i</m:t>
+            </m:r>
+          </m:e>
+        </m:d>
+        <m:r>
+          <m:t>​</m:t>
         </m:r>
       </m:oMath>
       <w:r>
@@ -41559,19 +41571,23 @@
           <m:t>κ</m:t>
         </m:r>
         <m:r>
-          <m:rPr>
-            <m:sty m:val="p"/>
-          </m:rPr>
-          <m:t>(</m:t>
-        </m:r>
-        <m:r>
-          <m:t>i</m:t>
-        </m:r>
-        <m:r>
-          <m:rPr>
-            <m:sty m:val="p"/>
-          </m:rPr>
-          <m:t>)</m:t>
+          <m:t>​</m:t>
+        </m:r>
+        <m:d>
+          <m:dPr>
+            <m:begChr m:val="("/>
+            <m:sepChr m:val=""/>
+            <m:endChr m:val=")"/>
+            <m:grow/>
+          </m:dPr>
+          <m:e>
+            <m:r>
+              <m:t>i</m:t>
+            </m:r>
+          </m:e>
+        </m:d>
+        <m:r>
+          <m:t>​</m:t>
         </m:r>
       </m:oMath>
       <w:r>
@@ -41755,19 +41771,23 @@
                             <m:t>κ</m:t>
                           </m:r>
                           <m:r>
-                            <m:rPr>
-                              <m:sty m:val="p"/>
-                            </m:rPr>
-                            <m:t>(</m:t>
+                            <m:t>​</m:t>
                           </m:r>
+                          <m:d>
+                            <m:dPr>
+                              <m:begChr m:val="("/>
+                              <m:sepChr m:val=""/>
+                              <m:endChr m:val=")"/>
+                              <m:grow/>
+                            </m:dPr>
+                            <m:e>
+                              <m:r>
+                                <m:t>i</m:t>
+                              </m:r>
+                            </m:e>
+                          </m:d>
                           <m:r>
-                            <m:t>i</m:t>
-                          </m:r>
-                          <m:r>
-                            <m:rPr>
-                              <m:sty m:val="p"/>
-                            </m:rPr>
-                            <m:t>)</m:t>
+                            <m:t>​</m:t>
                           </m:r>
                           <m:r>
                             <m:rPr>
@@ -41895,19 +41915,23 @@
           <m:t>κ</m:t>
         </m:r>
         <m:r>
-          <m:rPr>
-            <m:sty m:val="p"/>
-          </m:rPr>
-          <m:t>(</m:t>
-        </m:r>
-        <m:r>
-          <m:t>i</m:t>
-        </m:r>
-        <m:r>
-          <m:rPr>
-            <m:sty m:val="p"/>
-          </m:rPr>
-          <m:t>)</m:t>
+          <m:t>​</m:t>
+        </m:r>
+        <m:d>
+          <m:dPr>
+            <m:begChr m:val="("/>
+            <m:sepChr m:val=""/>
+            <m:endChr m:val=")"/>
+            <m:grow/>
+          </m:dPr>
+          <m:e>
+            <m:r>
+              <m:t>i</m:t>
+            </m:r>
+          </m:e>
+        </m:d>
+        <m:r>
+          <m:t>​</m:t>
         </m:r>
       </m:oMath>
       <w:r>
@@ -42097,19 +42121,23 @@
           <m:t>κ</m:t>
         </m:r>
         <m:r>
-          <m:rPr>
-            <m:sty m:val="p"/>
-          </m:rPr>
-          <m:t>(</m:t>
-        </m:r>
-        <m:r>
-          <m:t>i</m:t>
-        </m:r>
-        <m:r>
-          <m:rPr>
-            <m:sty m:val="p"/>
-          </m:rPr>
-          <m:t>)</m:t>
+          <m:t>​</m:t>
+        </m:r>
+        <m:d>
+          <m:dPr>
+            <m:begChr m:val="("/>
+            <m:sepChr m:val=""/>
+            <m:endChr m:val=")"/>
+            <m:grow/>
+          </m:dPr>
+          <m:e>
+            <m:r>
+              <m:t>i</m:t>
+            </m:r>
+          </m:e>
+        </m:d>
+        <m:r>
+          <m:t>​</m:t>
         </m:r>
       </m:oMath>
       <w:r>
@@ -42339,19 +42367,23 @@
               <m:t>κ</m:t>
             </m:r>
             <m:r>
-              <m:rPr>
-                <m:sty m:val="p"/>
-              </m:rPr>
-              <m:t>(</m:t>
-            </m:r>
-            <m:r>
-              <m:t>i</m:t>
-            </m:r>
-            <m:r>
-              <m:rPr>
-                <m:sty m:val="p"/>
-              </m:rPr>
-              <m:t>)</m:t>
+              <m:t>​</m:t>
+            </m:r>
+            <m:d>
+              <m:dPr>
+                <m:begChr m:val="("/>
+                <m:sepChr m:val=""/>
+                <m:endChr m:val=")"/>
+                <m:grow/>
+              </m:dPr>
+              <m:e>
+                <m:r>
+                  <m:t>i</m:t>
+                </m:r>
+              </m:e>
+            </m:d>
+            <m:r>
+              <m:t>​</m:t>
             </m:r>
           </m:sub>
         </m:sSub>
@@ -42379,19 +42411,23 @@
           <m:t>κ</m:t>
         </m:r>
         <m:r>
-          <m:rPr>
-            <m:sty m:val="p"/>
-          </m:rPr>
-          <m:t>(</m:t>
-        </m:r>
-        <m:r>
-          <m:t>i</m:t>
-        </m:r>
-        <m:r>
-          <m:rPr>
-            <m:sty m:val="p"/>
-          </m:rPr>
-          <m:t>)</m:t>
+          <m:t>​</m:t>
+        </m:r>
+        <m:d>
+          <m:dPr>
+            <m:begChr m:val="("/>
+            <m:sepChr m:val=""/>
+            <m:endChr m:val=")"/>
+            <m:grow/>
+          </m:dPr>
+          <m:e>
+            <m:r>
+              <m:t>i</m:t>
+            </m:r>
+          </m:e>
+        </m:d>
+        <m:r>
+          <m:t>​</m:t>
         </m:r>
         <m:r>
           <m:rPr>
@@ -42559,19 +42595,23 @@
                                 <m:t>κ</m:t>
                               </m:r>
                               <m:r>
-                                <m:rPr>
-                                  <m:sty m:val="p"/>
-                                </m:rPr>
-                                <m:t>(</m:t>
+                                <m:t>​</m:t>
                               </m:r>
+                              <m:d>
+                                <m:dPr>
+                                  <m:begChr m:val="("/>
+                                  <m:sepChr m:val=""/>
+                                  <m:endChr m:val=")"/>
+                                  <m:grow/>
+                                </m:dPr>
+                                <m:e>
+                                  <m:r>
+                                    <m:t>i</m:t>
+                                  </m:r>
+                                </m:e>
+                              </m:d>
                               <m:r>
-                                <m:t>i</m:t>
-                              </m:r>
-                              <m:r>
-                                <m:rPr>
-                                  <m:sty m:val="p"/>
-                                </m:rPr>
-                                <m:t>)</m:t>
+                                <m:t>​</m:t>
                               </m:r>
                               <m:r>
                                 <m:rPr>
@@ -42790,19 +42830,23 @@
                                     <m:t>κ</m:t>
                                   </m:r>
                                   <m:r>
-                                    <m:rPr>
-                                      <m:sty m:val="p"/>
-                                    </m:rPr>
-                                    <m:t>(</m:t>
+                                    <m:t>​</m:t>
                                   </m:r>
+                                  <m:d>
+                                    <m:dPr>
+                                      <m:begChr m:val="("/>
+                                      <m:sepChr m:val=""/>
+                                      <m:endChr m:val=")"/>
+                                      <m:grow/>
+                                    </m:dPr>
+                                    <m:e>
+                                      <m:r>
+                                        <m:t>i</m:t>
+                                      </m:r>
+                                    </m:e>
+                                  </m:d>
                                   <m:r>
-                                    <m:t>i</m:t>
-                                  </m:r>
-                                  <m:r>
-                                    <m:rPr>
-                                      <m:sty m:val="p"/>
-                                    </m:rPr>
-                                    <m:t>)</m:t>
+                                    <m:t>​</m:t>
                                   </m:r>
                                   <m:r>
                                     <m:rPr>
@@ -43108,19 +43152,23 @@
                 <m:t>κ</m:t>
               </m:r>
               <m:r>
-                <m:rPr>
-                  <m:sty m:val="p"/>
-                </m:rPr>
-                <m:t>(</m:t>
-              </m:r>
-              <m:r>
-                <m:t>i</m:t>
-              </m:r>
-              <m:r>
-                <m:rPr>
-                  <m:sty m:val="p"/>
-                </m:rPr>
-                <m:t>)</m:t>
+                <m:t>​</m:t>
+              </m:r>
+              <m:d>
+                <m:dPr>
+                  <m:begChr m:val="("/>
+                  <m:sepChr m:val=""/>
+                  <m:endChr m:val=")"/>
+                  <m:grow/>
+                </m:dPr>
+                <m:e>
+                  <m:r>
+                    <m:t>i</m:t>
+                  </m:r>
+                </m:e>
+              </m:d>
+              <m:r>
+                <m:t>​</m:t>
               </m:r>
               <m:r>
                 <m:rPr>
@@ -51898,19 +51946,23 @@
               <m:t>κ</m:t>
             </m:r>
             <m:r>
-              <m:rPr>
-                <m:sty m:val="p"/>
-              </m:rPr>
-              <m:t>(</m:t>
-            </m:r>
-            <m:r>
-              <m:t>i</m:t>
-            </m:r>
-            <m:r>
-              <m:rPr>
-                <m:sty m:val="p"/>
-              </m:rPr>
-              <m:t>)</m:t>
+              <m:t>​</m:t>
+            </m:r>
+            <m:d>
+              <m:dPr>
+                <m:begChr m:val="("/>
+                <m:sepChr m:val=""/>
+                <m:endChr m:val=")"/>
+                <m:grow/>
+              </m:dPr>
+              <m:e>
+                <m:r>
+                  <m:t>i</m:t>
+                </m:r>
+              </m:e>
+            </m:d>
+            <m:r>
+              <m:t>​</m:t>
             </m:r>
             <m:r>
               <m:rPr>
@@ -52188,19 +52240,23 @@
                             <m:t>κ</m:t>
                           </m:r>
                           <m:r>
-                            <m:rPr>
-                              <m:sty m:val="p"/>
-                            </m:rPr>
-                            <m:t>(</m:t>
+                            <m:t>​</m:t>
                           </m:r>
+                          <m:d>
+                            <m:dPr>
+                              <m:begChr m:val="("/>
+                              <m:sepChr m:val=""/>
+                              <m:endChr m:val=")"/>
+                              <m:grow/>
+                            </m:dPr>
+                            <m:e>
+                              <m:r>
+                                <m:t>i</m:t>
+                              </m:r>
+                            </m:e>
+                          </m:d>
                           <m:r>
-                            <m:t>i</m:t>
-                          </m:r>
-                          <m:r>
-                            <m:rPr>
-                              <m:sty m:val="p"/>
-                            </m:rPr>
-                            <m:t>)</m:t>
+                            <m:t>​</m:t>
                           </m:r>
                           <m:r>
                             <m:rPr>
@@ -52648,19 +52704,23 @@
           <m:t>κ</m:t>
         </m:r>
         <m:r>
-          <m:rPr>
-            <m:sty m:val="p"/>
-          </m:rPr>
-          <m:t>(</m:t>
-        </m:r>
-        <m:r>
-          <m:t>i</m:t>
-        </m:r>
-        <m:r>
-          <m:rPr>
-            <m:sty m:val="p"/>
-          </m:rPr>
-          <m:t>)</m:t>
+          <m:t>​</m:t>
+        </m:r>
+        <m:d>
+          <m:dPr>
+            <m:begChr m:val="("/>
+            <m:sepChr m:val=""/>
+            <m:endChr m:val=")"/>
+            <m:grow/>
+          </m:dPr>
+          <m:e>
+            <m:r>
+              <m:t>i</m:t>
+            </m:r>
+          </m:e>
+        </m:d>
+        <m:r>
+          <m:t>​</m:t>
         </m:r>
       </m:oMath>
       <w:r>
@@ -52969,19 +53029,23 @@
               <m:t>κ</m:t>
             </m:r>
             <m:r>
-              <m:rPr>
-                <m:sty m:val="p"/>
-              </m:rPr>
-              <m:t>(</m:t>
-            </m:r>
-            <m:r>
-              <m:t>i</m:t>
-            </m:r>
-            <m:r>
-              <m:rPr>
-                <m:sty m:val="p"/>
-              </m:rPr>
-              <m:t>)</m:t>
+              <m:t>​</m:t>
+            </m:r>
+            <m:d>
+              <m:dPr>
+                <m:begChr m:val="("/>
+                <m:sepChr m:val=""/>
+                <m:endChr m:val=")"/>
+                <m:grow/>
+              </m:dPr>
+              <m:e>
+                <m:r>
+                  <m:t>i</m:t>
+                </m:r>
+              </m:e>
+            </m:d>
+            <m:r>
+              <m:t>​</m:t>
             </m:r>
           </m:sub>
         </m:sSub>
@@ -53014,19 +53078,23 @@
               <m:t>κ</m:t>
             </m:r>
             <m:r>
-              <m:rPr>
-                <m:sty m:val="p"/>
-              </m:rPr>
-              <m:t>(</m:t>
-            </m:r>
-            <m:r>
-              <m:t>i</m:t>
-            </m:r>
-            <m:r>
-              <m:rPr>
-                <m:sty m:val="p"/>
-              </m:rPr>
-              <m:t>)</m:t>
+              <m:t>​</m:t>
+            </m:r>
+            <m:d>
+              <m:dPr>
+                <m:begChr m:val="("/>
+                <m:sepChr m:val=""/>
+                <m:endChr m:val=")"/>
+                <m:grow/>
+              </m:dPr>
+              <m:e>
+                <m:r>
+                  <m:t>i</m:t>
+                </m:r>
+              </m:e>
+            </m:d>
+            <m:r>
+              <m:t>​</m:t>
             </m:r>
           </m:sub>
         </m:sSub>
@@ -53073,19 +53141,23 @@
           <m:t>κ</m:t>
         </m:r>
         <m:r>
-          <m:rPr>
-            <m:sty m:val="p"/>
-          </m:rPr>
-          <m:t>(</m:t>
-        </m:r>
-        <m:r>
-          <m:t>i</m:t>
-        </m:r>
-        <m:r>
-          <m:rPr>
-            <m:sty m:val="p"/>
-          </m:rPr>
-          <m:t>)</m:t>
+          <m:t>​</m:t>
+        </m:r>
+        <m:d>
+          <m:dPr>
+            <m:begChr m:val="("/>
+            <m:sepChr m:val=""/>
+            <m:endChr m:val=")"/>
+            <m:grow/>
+          </m:dPr>
+          <m:e>
+            <m:r>
+              <m:t>i</m:t>
+            </m:r>
+          </m:e>
+        </m:d>
+        <m:r>
+          <m:t>​</m:t>
         </m:r>
       </m:oMath>
       <w:r>
@@ -53221,19 +53293,23 @@
               <m:t>κ</m:t>
             </m:r>
             <m:r>
-              <m:rPr>
-                <m:sty m:val="p"/>
-              </m:rPr>
-              <m:t>(</m:t>
-            </m:r>
-            <m:r>
-              <m:t>i</m:t>
-            </m:r>
-            <m:r>
-              <m:rPr>
-                <m:sty m:val="p"/>
-              </m:rPr>
-              <m:t>)</m:t>
+              <m:t>​</m:t>
+            </m:r>
+            <m:d>
+              <m:dPr>
+                <m:begChr m:val="("/>
+                <m:sepChr m:val=""/>
+                <m:endChr m:val=")"/>
+                <m:grow/>
+              </m:dPr>
+              <m:e>
+                <m:r>
+                  <m:t>i</m:t>
+                </m:r>
+              </m:e>
+            </m:d>
+            <m:r>
+              <m:t>​</m:t>
             </m:r>
             <m:r>
               <m:rPr>
@@ -53476,19 +53552,23 @@
               <m:t>κ</m:t>
             </m:r>
             <m:r>
-              <m:rPr>
-                <m:sty m:val="p"/>
-              </m:rPr>
-              <m:t>(</m:t>
-            </m:r>
-            <m:r>
-              <m:t>i</m:t>
-            </m:r>
-            <m:r>
-              <m:rPr>
-                <m:sty m:val="p"/>
-              </m:rPr>
-              <m:t>)</m:t>
+              <m:t>​</m:t>
+            </m:r>
+            <m:d>
+              <m:dPr>
+                <m:begChr m:val="("/>
+                <m:sepChr m:val=""/>
+                <m:endChr m:val=")"/>
+                <m:grow/>
+              </m:dPr>
+              <m:e>
+                <m:r>
+                  <m:t>i</m:t>
+                </m:r>
+              </m:e>
+            </m:d>
+            <m:r>
+              <m:t>​</m:t>
             </m:r>
           </m:sub>
         </m:sSub>
@@ -53557,19 +53637,23 @@
           <m:t>κ</m:t>
         </m:r>
         <m:r>
-          <m:rPr>
-            <m:sty m:val="p"/>
-          </m:rPr>
-          <m:t>(</m:t>
-        </m:r>
-        <m:r>
-          <m:t>i</m:t>
-        </m:r>
-        <m:r>
-          <m:rPr>
-            <m:sty m:val="p"/>
-          </m:rPr>
-          <m:t>)</m:t>
+          <m:t>​</m:t>
+        </m:r>
+        <m:d>
+          <m:dPr>
+            <m:begChr m:val="("/>
+            <m:sepChr m:val=""/>
+            <m:endChr m:val=")"/>
+            <m:grow/>
+          </m:dPr>
+          <m:e>
+            <m:r>
+              <m:t>i</m:t>
+            </m:r>
+          </m:e>
+        </m:d>
+        <m:r>
+          <m:t>​</m:t>
         </m:r>
       </m:oMath>
       <w:r>
@@ -53670,19 +53754,23 @@
                       <m:t>κ</m:t>
                     </m:r>
                     <m:r>
-                      <m:rPr>
-                        <m:sty m:val="p"/>
-                      </m:rPr>
-                      <m:t>(</m:t>
+                      <m:t>​</m:t>
                     </m:r>
+                    <m:d>
+                      <m:dPr>
+                        <m:begChr m:val="("/>
+                        <m:sepChr m:val=""/>
+                        <m:endChr m:val=")"/>
+                        <m:grow/>
+                      </m:dPr>
+                      <m:e>
+                        <m:r>
+                          <m:t>i</m:t>
+                        </m:r>
+                      </m:e>
+                    </m:d>
                     <m:r>
-                      <m:t>i</m:t>
-                    </m:r>
-                    <m:r>
-                      <m:rPr>
-                        <m:sty m:val="p"/>
-                      </m:rPr>
-                      <m:t>)</m:t>
+                      <m:t>​</m:t>
                     </m:r>
                     <m:r>
                       <m:rPr>
@@ -54045,19 +54133,23 @@
                             <m:t>κ</m:t>
                           </m:r>
                           <m:r>
-                            <m:rPr>
-                              <m:sty m:val="p"/>
-                            </m:rPr>
-                            <m:t>(</m:t>
+                            <m:t>​</m:t>
                           </m:r>
+                          <m:d>
+                            <m:dPr>
+                              <m:begChr m:val="("/>
+                              <m:sepChr m:val=""/>
+                              <m:endChr m:val=")"/>
+                              <m:grow/>
+                            </m:dPr>
+                            <m:e>
+                              <m:r>
+                                <m:t>i</m:t>
+                              </m:r>
+                            </m:e>
+                          </m:d>
                           <m:r>
-                            <m:t>i</m:t>
-                          </m:r>
-                          <m:r>
-                            <m:rPr>
-                              <m:sty m:val="p"/>
-                            </m:rPr>
-                            <m:t>)</m:t>
+                            <m:t>​</m:t>
                           </m:r>
                           <m:r>
                             <m:rPr>
@@ -57373,250 +57465,691 @@
       <w:pPr>
         <w:pStyle w:val="SourceCode"/>
       </w:pPr>
-      <w:r>
-        <w:rPr>
-          <w:rStyle w:val="NormalTok"/>
-        </w:rPr>
-        <w:t xml:space="preserve">loocv_max_diff </w:t>
-      </w:r>
-      <w:r>
-        <w:rPr>
-          <w:rStyle w:val="OtherTok"/>
-        </w:rPr>
-        <w:t xml:space="preserve">&lt;-</w:t>
-      </w:r>
-      <w:r>
-        <w:rPr>
-          <w:rStyle w:val="NormalTok"/>
-        </w:rPr>
-        <w:t xml:space="preserve"> </w:t>
-      </w:r>
-      <w:r>
-        <w:rPr>
-          <w:rStyle w:val="FunctionTok"/>
-        </w:rPr>
-        <w:t xml:space="preserve">max</w:t>
-      </w:r>
-      <w:r>
-        <w:rPr>
-          <w:rStyle w:val="NormalTok"/>
-        </w:rPr>
-        <w:t xml:space="preserve">(</w:t>
-      </w:r>
-      <w:r>
-        <w:rPr>
-          <w:rStyle w:val="FunctionTok"/>
-        </w:rPr>
-        <w:t xml:space="preserve">abs</w:t>
-      </w:r>
-      <w:r>
-        <w:rPr>
-          <w:rStyle w:val="NormalTok"/>
-        </w:rPr>
-        <w:t xml:space="preserve">(mtcars_loocv</w:t>
-      </w:r>
-      <w:r>
-        <w:rPr>
-          <w:rStyle w:val="SpecialCharTok"/>
-        </w:rPr>
-        <w:t xml:space="preserve">$</w:t>
-      </w:r>
-      <w:r>
-        <w:rPr>
-          <w:rStyle w:val="NormalTok"/>
-        </w:rPr>
-        <w:t xml:space="preserve">refitting </w:t>
-      </w:r>
-      <w:r>
-        <w:rPr>
-          <w:rStyle w:val="SpecialCharTok"/>
-        </w:rPr>
-        <w:t xml:space="preserve">-</w:t>
-      </w:r>
-      <w:r>
-        <w:rPr>
-          <w:rStyle w:val="NormalTok"/>
-        </w:rPr>
-        <w:t xml:space="preserve"> mtcars_loocv</w:t>
-      </w:r>
-      <w:r>
-        <w:rPr>
-          <w:rStyle w:val="SpecialCharTok"/>
-        </w:rPr>
-        <w:t xml:space="preserve">$</w:t>
-      </w:r>
-      <w:r>
-        <w:rPr>
-          <w:rStyle w:val="NormalTok"/>
-        </w:rPr>
-        <w:t xml:space="preserve">formula))</w:t>
-      </w:r>
-      <w:r>
-        <w:br/>
-      </w:r>
-      <w:r>
-        <w:rPr>
-          <w:rStyle w:val="NormalTok"/>
-        </w:rPr>
-        <w:t xml:space="preserve">mtcars_best_loocv </w:t>
-      </w:r>
-      <w:r>
-        <w:rPr>
-          <w:rStyle w:val="OtherTok"/>
-        </w:rPr>
-        <w:t xml:space="preserve">&lt;-</w:t>
-      </w:r>
-      <w:r>
-        <w:br/>
-      </w:r>
-      <w:r>
-        <w:rPr>
-          <w:rStyle w:val="NormalTok"/>
-        </w:rPr>
-        <w:t xml:space="preserve">  mtcars_loocv</w:t>
-      </w:r>
-      <w:r>
-        <w:rPr>
-          <w:rStyle w:val="SpecialCharTok"/>
-        </w:rPr>
-        <w:t xml:space="preserve">$</w:t>
-      </w:r>
-      <w:r>
-        <w:rPr>
-          <w:rStyle w:val="NormalTok"/>
-        </w:rPr>
-        <w:t xml:space="preserve">degree[</w:t>
-      </w:r>
-      <w:r>
-        <w:rPr>
-          <w:rStyle w:val="FunctionTok"/>
-        </w:rPr>
-        <w:t xml:space="preserve">which.min</w:t>
-      </w:r>
-      <w:r>
-        <w:rPr>
-          <w:rStyle w:val="NormalTok"/>
-        </w:rPr>
-        <w:t xml:space="preserve">(mtcars_loocv</w:t>
-      </w:r>
-      <w:r>
-        <w:rPr>
-          <w:rStyle w:val="SpecialCharTok"/>
-        </w:rPr>
-        <w:t xml:space="preserve">$</w:t>
-      </w:r>
-      <w:r>
-        <w:rPr>
-          <w:rStyle w:val="NormalTok"/>
-        </w:rPr>
-        <w:t xml:space="preserve">formula)]</w:t>
-      </w:r>
-      <w:r>
-        <w:br/>
-      </w:r>
-      <w:r>
-        <w:rPr>
-          <w:rStyle w:val="FunctionTok"/>
-        </w:rPr>
-        <w:t xml:space="preserve">c</w:t>
-      </w:r>
-      <w:r>
-        <w:rPr>
-          <w:rStyle w:val="NormalTok"/>
-        </w:rPr>
-        <w:t xml:space="preserve">(</w:t>
-      </w:r>
-      <w:r>
-        <w:rPr>
-          <w:rStyle w:val="AttributeTok"/>
-        </w:rPr>
-        <w:t xml:space="preserve">max_difference =</w:t>
-      </w:r>
-      <w:r>
-        <w:rPr>
-          <w:rStyle w:val="NormalTok"/>
-        </w:rPr>
-        <w:t xml:space="preserve"> loocv_max_diff, </w:t>
-      </w:r>
-      <w:r>
-        <w:rPr>
-          <w:rStyle w:val="AttributeTok"/>
-        </w:rPr>
-        <w:t xml:space="preserve">best_degree =</w:t>
-      </w:r>
-      <w:r>
-        <w:rPr>
-          <w:rStyle w:val="NormalTok"/>
-        </w:rPr>
-        <w:t xml:space="preserve"> mtcars_best_loocv)</w:t>
-      </w:r>
-      <w:r>
-        <w:br/>
-      </w:r>
-      <w:r>
-        <w:rPr>
-          <w:rStyle w:val="CommentTok"/>
-        </w:rPr>
-        <w:t xml:space="preserve">#&gt; max_difference    best_degree </w:t>
-      </w:r>
-      <w:r>
-        <w:br/>
-      </w:r>
-      <w:r>
-        <w:rPr>
-          <w:rStyle w:val="CommentTok"/>
-        </w:rPr>
-        <w:t xml:space="preserve">#&gt;    8.88178e-15    2.00000e+00</w:t>
-      </w:r>
+      <w:del w:id="3" w:author="PR Preview" w:date="2026-01-01T00:00:00Z">
+        <w:r>
+          <w:rPr>
+            <w:rStyle w:val="NormalTok"/>
+          </w:rPr>
+          <w:delText xml:space="preserve">loocv_max_diff </w:delText>
+        </w:r>
+      </w:del>
+      <w:del w:id="4" w:author="PR Preview" w:date="2026-01-01T00:00:00Z">
+        <w:r>
+          <w:rPr>
+            <w:rStyle w:val="OtherTok"/>
+          </w:rPr>
+          <w:delText xml:space="preserve">&lt;-</w:delText>
+        </w:r>
+      </w:del>
+      <w:del w:id="5" w:author="PR Preview" w:date="2026-01-01T00:00:00Z">
+        <w:r>
+          <w:rPr>
+            <w:rStyle w:val="NormalTok"/>
+          </w:rPr>
+          <w:delText xml:space="preserve"> </w:delText>
+        </w:r>
+      </w:del>
+      <w:del w:id="6" w:author="PR Preview" w:date="2026-01-01T00:00:00Z">
+        <w:r>
+          <w:rPr>
+            <w:rStyle w:val="FunctionTok"/>
+          </w:rPr>
+          <w:delText xml:space="preserve">max</w:delText>
+        </w:r>
+      </w:del>
+      <w:del w:id="7" w:author="PR Preview" w:date="2026-01-01T00:00:00Z">
+        <w:r>
+          <w:rPr>
+            <w:rStyle w:val="NormalTok"/>
+          </w:rPr>
+          <w:delText xml:space="preserve">(</w:delText>
+        </w:r>
+      </w:del>
+      <w:del w:id="8" w:author="PR Preview" w:date="2026-01-01T00:00:00Z">
+        <w:r>
+          <w:rPr>
+            <w:rStyle w:val="FunctionTok"/>
+          </w:rPr>
+          <w:delText xml:space="preserve">abs</w:delText>
+        </w:r>
+      </w:del>
+      <w:del w:id="9" w:author="PR Preview" w:date="2026-01-01T00:00:00Z">
+        <w:r>
+          <w:rPr>
+            <w:rStyle w:val="NormalTok"/>
+          </w:rPr>
+          <w:delText xml:space="preserve">(mtcars_loocv</w:delText>
+        </w:r>
+      </w:del>
+      <w:del w:id="10" w:author="PR Preview" w:date="2026-01-01T00:00:00Z">
+        <w:r>
+          <w:rPr>
+            <w:rStyle w:val="SpecialCharTok"/>
+          </w:rPr>
+          <w:delText xml:space="preserve">$</w:delText>
+        </w:r>
+      </w:del>
+      <w:del w:id="11" w:author="PR Preview" w:date="2026-01-01T00:00:00Z">
+        <w:r>
+          <w:rPr>
+            <w:rStyle w:val="NormalTok"/>
+          </w:rPr>
+          <w:delText xml:space="preserve">refitting </w:delText>
+        </w:r>
+      </w:del>
+      <w:del w:id="12" w:author="PR Preview" w:date="2026-01-01T00:00:00Z">
+        <w:r>
+          <w:rPr>
+            <w:rStyle w:val="SpecialCharTok"/>
+          </w:rPr>
+          <w:delText xml:space="preserve">-</w:delText>
+        </w:r>
+      </w:del>
+      <w:del w:id="13" w:author="PR Preview" w:date="2026-01-01T00:00:00Z">
+        <w:r>
+          <w:rPr>
+            <w:rStyle w:val="NormalTok"/>
+          </w:rPr>
+          <w:delText xml:space="preserve"> mtcars_loocv</w:delText>
+        </w:r>
+      </w:del>
+      <w:del w:id="14" w:author="PR Preview" w:date="2026-01-01T00:00:00Z">
+        <w:r>
+          <w:rPr>
+            <w:rStyle w:val="SpecialCharTok"/>
+          </w:rPr>
+          <w:delText xml:space="preserve">$</w:delText>
+        </w:r>
+      </w:del>
+      <w:del w:id="15" w:author="PR Preview" w:date="2026-01-01T00:00:00Z">
+        <w:r>
+          <w:rPr>
+            <w:rStyle w:val="NormalTok"/>
+          </w:rPr>
+          <w:delText xml:space="preserve">formula))</w:delText>
+        </w:r>
+      </w:del>
+      <w:del w:id="16" w:author="PR Preview" w:date="2026-01-01T00:00:00Z">
+        <w:r>
+          <w:br/>
+        </w:r>
+      </w:del>
+      <w:del w:id="17" w:author="PR Preview" w:date="2026-01-01T00:00:00Z">
+        <w:r>
+          <w:rPr>
+            <w:rStyle w:val="NormalTok"/>
+          </w:rPr>
+          <w:delText xml:space="preserve">mtcars_best_loocv </w:delText>
+        </w:r>
+      </w:del>
+      <w:del w:id="18" w:author="PR Preview" w:date="2026-01-01T00:00:00Z">
+        <w:r>
+          <w:rPr>
+            <w:rStyle w:val="OtherTok"/>
+          </w:rPr>
+          <w:delText xml:space="preserve">&lt;-</w:delText>
+        </w:r>
+      </w:del>
+      <w:del w:id="19" w:author="PR Preview" w:date="2026-01-01T00:00:00Z">
+        <w:r>
+          <w:br/>
+        </w:r>
+      </w:del>
+      <w:del w:id="20" w:author="PR Preview" w:date="2026-01-01T00:00:00Z">
+        <w:r>
+          <w:rPr>
+            <w:rStyle w:val="NormalTok"/>
+          </w:rPr>
+          <w:delText xml:space="preserve">  mtcars_loocv</w:delText>
+        </w:r>
+      </w:del>
+      <w:del w:id="21" w:author="PR Preview" w:date="2026-01-01T00:00:00Z">
+        <w:r>
+          <w:rPr>
+            <w:rStyle w:val="SpecialCharTok"/>
+          </w:rPr>
+          <w:delText xml:space="preserve">$</w:delText>
+        </w:r>
+      </w:del>
+      <w:del w:id="22" w:author="PR Preview" w:date="2026-01-01T00:00:00Z">
+        <w:r>
+          <w:rPr>
+            <w:rStyle w:val="NormalTok"/>
+          </w:rPr>
+          <w:delText xml:space="preserve">degree[</w:delText>
+        </w:r>
+      </w:del>
+      <w:del w:id="23" w:author="PR Preview" w:date="2026-01-01T00:00:00Z">
+        <w:r>
+          <w:rPr>
+            <w:rStyle w:val="FunctionTok"/>
+          </w:rPr>
+          <w:delText xml:space="preserve">which.min</w:delText>
+        </w:r>
+      </w:del>
+      <w:del w:id="24" w:author="PR Preview" w:date="2026-01-01T00:00:00Z">
+        <w:r>
+          <w:rPr>
+            <w:rStyle w:val="NormalTok"/>
+          </w:rPr>
+          <w:delText xml:space="preserve">(mtcars_loocv</w:delText>
+        </w:r>
+      </w:del>
+      <w:del w:id="25" w:author="PR Preview" w:date="2026-01-01T00:00:00Z">
+        <w:r>
+          <w:rPr>
+            <w:rStyle w:val="SpecialCharTok"/>
+          </w:rPr>
+          <w:delText xml:space="preserve">$</w:delText>
+        </w:r>
+      </w:del>
+      <w:del w:id="26" w:author="PR Preview" w:date="2026-01-01T00:00:00Z">
+        <w:r>
+          <w:rPr>
+            <w:rStyle w:val="NormalTok"/>
+          </w:rPr>
+          <w:delText xml:space="preserve">formula)]</w:delText>
+        </w:r>
+      </w:del>
+      <w:del w:id="27" w:author="PR Preview" w:date="2026-01-01T00:00:00Z">
+        <w:r>
+          <w:br/>
+        </w:r>
+      </w:del>
+      <w:del w:id="28" w:author="PR Preview" w:date="2026-01-01T00:00:00Z">
+        <w:r>
+          <w:rPr>
+            <w:rStyle w:val="FunctionTok"/>
+          </w:rPr>
+          <w:delText xml:space="preserve">c</w:delText>
+        </w:r>
+      </w:del>
+      <w:del w:id="29" w:author="PR Preview" w:date="2026-01-01T00:00:00Z">
+        <w:r>
+          <w:rPr>
+            <w:rStyle w:val="NormalTok"/>
+          </w:rPr>
+          <w:delText xml:space="preserve">(</w:delText>
+        </w:r>
+      </w:del>
+      <w:del w:id="30" w:author="PR Preview" w:date="2026-01-01T00:00:00Z">
+        <w:r>
+          <w:rPr>
+            <w:rStyle w:val="AttributeTok"/>
+          </w:rPr>
+          <w:delText xml:space="preserve">max_difference =</w:delText>
+        </w:r>
+      </w:del>
+      <w:del w:id="31" w:author="PR Preview" w:date="2026-01-01T00:00:00Z">
+        <w:r>
+          <w:rPr>
+            <w:rStyle w:val="NormalTok"/>
+          </w:rPr>
+          <w:delText xml:space="preserve"> loocv_max_diff, </w:delText>
+        </w:r>
+      </w:del>
+      <w:del w:id="32" w:author="PR Preview" w:date="2026-01-01T00:00:00Z">
+        <w:r>
+          <w:rPr>
+            <w:rStyle w:val="AttributeTok"/>
+          </w:rPr>
+          <w:delText xml:space="preserve">best_degree =</w:delText>
+        </w:r>
+      </w:del>
+      <w:del w:id="33" w:author="PR Preview" w:date="2026-01-01T00:00:00Z">
+        <w:r>
+          <w:rPr>
+            <w:rStyle w:val="NormalTok"/>
+          </w:rPr>
+          <w:delText xml:space="preserve"> mtcars_best_loocv)</w:delText>
+        </w:r>
+      </w:del>
+      <w:del w:id="34" w:author="PR Preview" w:date="2026-01-01T00:00:00Z">
+        <w:r>
+          <w:br/>
+        </w:r>
+      </w:del>
+      <w:del w:id="35" w:author="PR Preview" w:date="2026-01-01T00:00:00Z">
+        <w:r>
+          <w:rPr>
+            <w:rStyle w:val="CommentTok"/>
+          </w:rPr>
+          <w:delText xml:space="preserve">#&gt; max_difference    best_degree </w:delText>
+        </w:r>
+      </w:del>
+      <w:del w:id="36" w:author="PR Preview" w:date="2026-01-01T00:00:00Z">
+        <w:r>
+          <w:br/>
+        </w:r>
+      </w:del>
+      <w:del w:id="37" w:author="PR Preview" w:date="2026-01-01T00:00:00Z">
+        <w:r>
+          <w:rPr>
+            <w:rStyle w:val="CommentTok"/>
+          </w:rPr>
+          <w:delText xml:space="preserve">#&gt;    7.10543e-15    2.00000e+00</w:delText>
+        </w:r>
+      </w:del>
     </w:p>
     <w:p>
       <w:pPr>
         <w:pStyle w:val="FirstParagraph"/>
       </w:pPr>
-      <w:r>
-        <w:t xml:space="preserve">The two columns differ by at most 8.9e-15,</w:t>
-      </w:r>
-      <w:r>
-        <w:t xml:space="preserve"> </w:t>
-      </w:r>
-      <w:r>
-        <w:t xml:space="preserve">which is rounding error.</w:t>
-      </w:r>
-      <w:r>
-        <w:t xml:space="preserve"> </w:t>
-      </w:r>
-      <w:r>
-        <w:t xml:space="preserve">The single-fit formula needs one fit per model instead of 32.</w:t>
-      </w:r>
-      <w:r>
-        <w:t xml:space="preserve"> </w:t>
-      </w:r>
-      <w:r>
-        <w:t xml:space="preserve">LOOCV picks degree 2,</w:t>
-      </w:r>
-      <w:r>
-        <w:t xml:space="preserve"> </w:t>
-      </w:r>
-      <w:r>
-        <w:t xml:space="preserve">and because LOOCV is not random (</w:t>
-      </w:r>
+      <w:del w:id="38" w:author="PR Preview" w:date="2026-01-01T00:00:00Z">
+        <w:r>
+          <w:delText xml:space="preserve">The two columns differ by at most 7.1e-15,</w:delText>
+        </w:r>
+      </w:del>
+      <w:del w:id="39" w:author="PR Preview" w:date="2026-01-01T00:00:00Z">
+        <w:r>
+          <w:delText xml:space="preserve"> </w:delText>
+        </w:r>
+      </w:del>
+      <w:del w:id="40" w:author="PR Preview" w:date="2026-01-01T00:00:00Z">
+        <w:r>
+          <w:delText xml:space="preserve">which is rounding error.</w:delText>
+        </w:r>
+      </w:del>
+      <w:del w:id="41" w:author="PR Preview" w:date="2026-01-01T00:00:00Z">
+        <w:r>
+          <w:delText xml:space="preserve"> </w:delText>
+        </w:r>
+      </w:del>
+      <w:del w:id="42" w:author="PR Preview" w:date="2026-01-01T00:00:00Z">
+        <w:r>
+          <w:delText xml:space="preserve">The single-fit formula needs one fit per model instead of 32.</w:delText>
+        </w:r>
+      </w:del>
+      <w:del w:id="43" w:author="PR Preview" w:date="2026-01-01T00:00:00Z">
+        <w:r>
+          <w:delText xml:space="preserve"> </w:delText>
+        </w:r>
+      </w:del>
+      <w:del w:id="44" w:author="PR Preview" w:date="2026-01-01T00:00:00Z">
+        <w:r>
+          <w:delText xml:space="preserve">LOOCV picks degree 2,</w:delText>
+        </w:r>
+      </w:del>
+      <w:del w:id="45" w:author="PR Preview" w:date="2026-01-01T00:00:00Z">
+        <w:r>
+          <w:delText xml:space="preserve"> </w:delText>
+        </w:r>
+      </w:del>
+      <w:del w:id="46" w:author="PR Preview" w:date="2026-01-01T00:00:00Z">
+        <w:r>
+          <w:delText xml:space="preserve">and because LOOCV is not random (</w:delText>
+        </w:r>
+      </w:del>
       <w:hyperlink w:anchor="lem-loocv-not-random">
+        <w:del w:id="47" w:author="PR Preview" w:date="2026-01-01T00:00:00Z">
+          <w:r>
+            <w:rPr>
+              <w:rStyle w:val="Hyperlink"/>
+            </w:rPr>
+            <w:delText xml:space="preserve">Lemma 1</w:delText>
+          </w:r>
+        </w:del>
+      </w:hyperlink>
+      <w:del w:id="48" w:author="PR Preview" w:date="2026-01-01T00:00:00Z">
+        <w:r>
+          <w:delText xml:space="preserve">),</w:delText>
+        </w:r>
+      </w:del>
+      <w:del w:id="49" w:author="PR Preview" w:date="2026-01-01T00:00:00Z">
+        <w:r>
+          <w:delText xml:space="preserve"> </w:delText>
+        </w:r>
+      </w:del>
+      <w:del w:id="50" w:author="PR Preview" w:date="2026-01-01T00:00:00Z">
+        <w:r>
+          <w:delText xml:space="preserve">rerunning it always gives the same choice.</w:delText>
+        </w:r>
+      </w:del>
+    </w:p>
+    <w:p>
+      <w:pPr>
+        <w:pStyle w:val="SourceCode"/>
+      </w:pPr>
+      <w:ins w:id="51" w:author="PR Preview" w:date="2026-01-01T00:00:00Z">
         <w:r>
           <w:rPr>
-            <w:rStyle w:val="Hyperlink"/>
+            <w:rStyle w:val="NormalTok"/>
           </w:rPr>
-          <w:t xml:space="preserve">Lemma 1</w:t>
+          <w:t xml:space="preserve">loocv_max_diff </w:t>
         </w:r>
+      </w:ins>
+      <w:ins w:id="52" w:author="PR Preview" w:date="2026-01-01T00:00:00Z">
+        <w:r>
+          <w:rPr>
+            <w:rStyle w:val="OtherTok"/>
+          </w:rPr>
+          <w:t xml:space="preserve">&lt;-</w:t>
+        </w:r>
+      </w:ins>
+      <w:ins w:id="53" w:author="PR Preview" w:date="2026-01-01T00:00:00Z">
+        <w:r>
+          <w:rPr>
+            <w:rStyle w:val="NormalTok"/>
+          </w:rPr>
+          <w:t xml:space="preserve"> </w:t>
+        </w:r>
+      </w:ins>
+      <w:ins w:id="54" w:author="PR Preview" w:date="2026-01-01T00:00:00Z">
+        <w:r>
+          <w:rPr>
+            <w:rStyle w:val="FunctionTok"/>
+          </w:rPr>
+          <w:t xml:space="preserve">max</w:t>
+        </w:r>
+      </w:ins>
+      <w:ins w:id="55" w:author="PR Preview" w:date="2026-01-01T00:00:00Z">
+        <w:r>
+          <w:rPr>
+            <w:rStyle w:val="NormalTok"/>
+          </w:rPr>
+          <w:t xml:space="preserve">(</w:t>
+        </w:r>
+      </w:ins>
+      <w:ins w:id="56" w:author="PR Preview" w:date="2026-01-01T00:00:00Z">
+        <w:r>
+          <w:rPr>
+            <w:rStyle w:val="FunctionTok"/>
+          </w:rPr>
+          <w:t xml:space="preserve">abs</w:t>
+        </w:r>
+      </w:ins>
+      <w:ins w:id="57" w:author="PR Preview" w:date="2026-01-01T00:00:00Z">
+        <w:r>
+          <w:rPr>
+            <w:rStyle w:val="NormalTok"/>
+          </w:rPr>
+          <w:t xml:space="preserve">(mtcars_loocv</w:t>
+        </w:r>
+      </w:ins>
+      <w:ins w:id="58" w:author="PR Preview" w:date="2026-01-01T00:00:00Z">
+        <w:r>
+          <w:rPr>
+            <w:rStyle w:val="SpecialCharTok"/>
+          </w:rPr>
+          <w:t xml:space="preserve">$</w:t>
+        </w:r>
+      </w:ins>
+      <w:ins w:id="59" w:author="PR Preview" w:date="2026-01-01T00:00:00Z">
+        <w:r>
+          <w:rPr>
+            <w:rStyle w:val="NormalTok"/>
+          </w:rPr>
+          <w:t xml:space="preserve">refitting </w:t>
+        </w:r>
+      </w:ins>
+      <w:ins w:id="60" w:author="PR Preview" w:date="2026-01-01T00:00:00Z">
+        <w:r>
+          <w:rPr>
+            <w:rStyle w:val="SpecialCharTok"/>
+          </w:rPr>
+          <w:t xml:space="preserve">-</w:t>
+        </w:r>
+      </w:ins>
+      <w:ins w:id="61" w:author="PR Preview" w:date="2026-01-01T00:00:00Z">
+        <w:r>
+          <w:rPr>
+            <w:rStyle w:val="NormalTok"/>
+          </w:rPr>
+          <w:t xml:space="preserve"> mtcars_loocv</w:t>
+        </w:r>
+      </w:ins>
+      <w:ins w:id="62" w:author="PR Preview" w:date="2026-01-01T00:00:00Z">
+        <w:r>
+          <w:rPr>
+            <w:rStyle w:val="SpecialCharTok"/>
+          </w:rPr>
+          <w:t xml:space="preserve">$</w:t>
+        </w:r>
+      </w:ins>
+      <w:ins w:id="63" w:author="PR Preview" w:date="2026-01-01T00:00:00Z">
+        <w:r>
+          <w:rPr>
+            <w:rStyle w:val="NormalTok"/>
+          </w:rPr>
+          <w:t xml:space="preserve">formula))</w:t>
+        </w:r>
+      </w:ins>
+      <w:ins w:id="64" w:author="PR Preview" w:date="2026-01-01T00:00:00Z">
+        <w:r>
+          <w:br/>
+        </w:r>
+      </w:ins>
+      <w:ins w:id="65" w:author="PR Preview" w:date="2026-01-01T00:00:00Z">
+        <w:r>
+          <w:rPr>
+            <w:rStyle w:val="NormalTok"/>
+          </w:rPr>
+          <w:t xml:space="preserve">mtcars_best_loocv </w:t>
+        </w:r>
+      </w:ins>
+      <w:ins w:id="66" w:author="PR Preview" w:date="2026-01-01T00:00:00Z">
+        <w:r>
+          <w:rPr>
+            <w:rStyle w:val="OtherTok"/>
+          </w:rPr>
+          <w:t xml:space="preserve">&lt;-</w:t>
+        </w:r>
+      </w:ins>
+      <w:ins w:id="67" w:author="PR Preview" w:date="2026-01-01T00:00:00Z">
+        <w:r>
+          <w:br/>
+        </w:r>
+      </w:ins>
+      <w:ins w:id="68" w:author="PR Preview" w:date="2026-01-01T00:00:00Z">
+        <w:r>
+          <w:rPr>
+            <w:rStyle w:val="NormalTok"/>
+          </w:rPr>
+          <w:t xml:space="preserve">  mtcars_loocv</w:t>
+        </w:r>
+      </w:ins>
+      <w:ins w:id="69" w:author="PR Preview" w:date="2026-01-01T00:00:00Z">
+        <w:r>
+          <w:rPr>
+            <w:rStyle w:val="SpecialCharTok"/>
+          </w:rPr>
+          <w:t xml:space="preserve">$</w:t>
+        </w:r>
+      </w:ins>
+      <w:ins w:id="70" w:author="PR Preview" w:date="2026-01-01T00:00:00Z">
+        <w:r>
+          <w:rPr>
+            <w:rStyle w:val="NormalTok"/>
+          </w:rPr>
+          <w:t xml:space="preserve">degree[</w:t>
+        </w:r>
+      </w:ins>
+      <w:ins w:id="71" w:author="PR Preview" w:date="2026-01-01T00:00:00Z">
+        <w:r>
+          <w:rPr>
+            <w:rStyle w:val="FunctionTok"/>
+          </w:rPr>
+          <w:t xml:space="preserve">which.min</w:t>
+        </w:r>
+      </w:ins>
+      <w:ins w:id="72" w:author="PR Preview" w:date="2026-01-01T00:00:00Z">
+        <w:r>
+          <w:rPr>
+            <w:rStyle w:val="NormalTok"/>
+          </w:rPr>
+          <w:t xml:space="preserve">(mtcars_loocv</w:t>
+        </w:r>
+      </w:ins>
+      <w:ins w:id="73" w:author="PR Preview" w:date="2026-01-01T00:00:00Z">
+        <w:r>
+          <w:rPr>
+            <w:rStyle w:val="SpecialCharTok"/>
+          </w:rPr>
+          <w:t xml:space="preserve">$</w:t>
+        </w:r>
+      </w:ins>
+      <w:ins w:id="74" w:author="PR Preview" w:date="2026-01-01T00:00:00Z">
+        <w:r>
+          <w:rPr>
+            <w:rStyle w:val="NormalTok"/>
+          </w:rPr>
+          <w:t xml:space="preserve">formula)]</w:t>
+        </w:r>
+      </w:ins>
+      <w:ins w:id="75" w:author="PR Preview" w:date="2026-01-01T00:00:00Z">
+        <w:r>
+          <w:br/>
+        </w:r>
+      </w:ins>
+      <w:ins w:id="76" w:author="PR Preview" w:date="2026-01-01T00:00:00Z">
+        <w:r>
+          <w:rPr>
+            <w:rStyle w:val="FunctionTok"/>
+          </w:rPr>
+          <w:t xml:space="preserve">c</w:t>
+        </w:r>
+      </w:ins>
+      <w:ins w:id="77" w:author="PR Preview" w:date="2026-01-01T00:00:00Z">
+        <w:r>
+          <w:rPr>
+            <w:rStyle w:val="NormalTok"/>
+          </w:rPr>
+          <w:t xml:space="preserve">(</w:t>
+        </w:r>
+      </w:ins>
+      <w:ins w:id="78" w:author="PR Preview" w:date="2026-01-01T00:00:00Z">
+        <w:r>
+          <w:rPr>
+            <w:rStyle w:val="AttributeTok"/>
+          </w:rPr>
+          <w:t xml:space="preserve">max_difference =</w:t>
+        </w:r>
+      </w:ins>
+      <w:ins w:id="79" w:author="PR Preview" w:date="2026-01-01T00:00:00Z">
+        <w:r>
+          <w:rPr>
+            <w:rStyle w:val="NormalTok"/>
+          </w:rPr>
+          <w:t xml:space="preserve"> loocv_max_diff, </w:t>
+        </w:r>
+      </w:ins>
+      <w:ins w:id="80" w:author="PR Preview" w:date="2026-01-01T00:00:00Z">
+        <w:r>
+          <w:rPr>
+            <w:rStyle w:val="AttributeTok"/>
+          </w:rPr>
+          <w:t xml:space="preserve">best_degree =</w:t>
+        </w:r>
+      </w:ins>
+      <w:ins w:id="81" w:author="PR Preview" w:date="2026-01-01T00:00:00Z">
+        <w:r>
+          <w:rPr>
+            <w:rStyle w:val="NormalTok"/>
+          </w:rPr>
+          <w:t xml:space="preserve"> mtcars_best_loocv)</w:t>
+        </w:r>
+      </w:ins>
+      <w:ins w:id="82" w:author="PR Preview" w:date="2026-01-01T00:00:00Z">
+        <w:r>
+          <w:br/>
+        </w:r>
+      </w:ins>
+      <w:ins w:id="83" w:author="PR Preview" w:date="2026-01-01T00:00:00Z">
+        <w:r>
+          <w:rPr>
+            <w:rStyle w:val="CommentTok"/>
+          </w:rPr>
+          <w:t xml:space="preserve">#&gt; max_difference    best_degree </w:t>
+        </w:r>
+      </w:ins>
+      <w:ins w:id="84" w:author="PR Preview" w:date="2026-01-01T00:00:00Z">
+        <w:r>
+          <w:br/>
+        </w:r>
+      </w:ins>
+      <w:ins w:id="85" w:author="PR Preview" w:date="2026-01-01T00:00:00Z">
+        <w:r>
+          <w:rPr>
+            <w:rStyle w:val="CommentTok"/>
+          </w:rPr>
+          <w:t xml:space="preserve">#&gt;    8.88178e-15    2.00000e+00</w:t>
+        </w:r>
+      </w:ins>
+    </w:p>
+    <w:p>
+      <w:pPr>
+        <w:pStyle w:val="FirstParagraph"/>
+      </w:pPr>
+      <w:ins w:id="86" w:author="PR Preview" w:date="2026-01-01T00:00:00Z">
+        <w:r>
+          <w:t xml:space="preserve">The two columns differ by at most 8.9e-15,</w:t>
+        </w:r>
+      </w:ins>
+      <w:ins w:id="87" w:author="PR Preview" w:date="2026-01-01T00:00:00Z">
+        <w:r>
+          <w:t xml:space="preserve"> </w:t>
+        </w:r>
+      </w:ins>
+      <w:ins w:id="88" w:author="PR Preview" w:date="2026-01-01T00:00:00Z">
+        <w:r>
+          <w:t xml:space="preserve">which is rounding error.</w:t>
+        </w:r>
+      </w:ins>
+      <w:ins w:id="89" w:author="PR Preview" w:date="2026-01-01T00:00:00Z">
+        <w:r>
+          <w:t xml:space="preserve"> </w:t>
+        </w:r>
+      </w:ins>
+      <w:ins w:id="90" w:author="PR Preview" w:date="2026-01-01T00:00:00Z">
+        <w:r>
+          <w:t xml:space="preserve">The single-fit formula needs one fit per model instead of 32.</w:t>
+        </w:r>
+      </w:ins>
+      <w:ins w:id="91" w:author="PR Preview" w:date="2026-01-01T00:00:00Z">
+        <w:r>
+          <w:t xml:space="preserve"> </w:t>
+        </w:r>
+      </w:ins>
+      <w:ins w:id="92" w:author="PR Preview" w:date="2026-01-01T00:00:00Z">
+        <w:r>
+          <w:t xml:space="preserve">LOOCV picks degree 2,</w:t>
+        </w:r>
+      </w:ins>
+      <w:ins w:id="93" w:author="PR Preview" w:date="2026-01-01T00:00:00Z">
+        <w:r>
+          <w:t xml:space="preserve"> </w:t>
+        </w:r>
+      </w:ins>
+      <w:ins w:id="94" w:author="PR Preview" w:date="2026-01-01T00:00:00Z">
+        <w:r>
+          <w:t xml:space="preserve">and because LOOCV is not random (</w:t>
+        </w:r>
+      </w:ins>
+      <w:hyperlink w:anchor="lem-loocv-not-random">
+        <w:ins w:id="95" w:author="PR Preview" w:date="2026-01-01T00:00:00Z">
+          <w:r>
+            <w:rPr>
+              <w:rStyle w:val="Hyperlink"/>
+            </w:rPr>
+            <w:t xml:space="preserve">Lemma 1</w:t>
+          </w:r>
+        </w:ins>
       </w:hyperlink>
-      <w:r>
-        <w:t xml:space="preserve">),</w:t>
-      </w:r>
-      <w:r>
-        <w:t xml:space="preserve"> </w:t>
-      </w:r>
-      <w:r>
-        <w:t xml:space="preserve">rerunning it always gives the same choice.</w:t>
-      </w:r>
+      <w:ins w:id="96" w:author="PR Preview" w:date="2026-01-01T00:00:00Z">
+        <w:r>
+          <w:t xml:space="preserve">),</w:t>
+        </w:r>
+      </w:ins>
+      <w:ins w:id="97" w:author="PR Preview" w:date="2026-01-01T00:00:00Z">
+        <w:r>
+          <w:t xml:space="preserve"> </w:t>
+        </w:r>
+      </w:ins>
+      <w:ins w:id="98" w:author="PR Preview" w:date="2026-01-01T00:00:00Z">
+        <w:r>
+          <w:t xml:space="preserve">rerunning it always gives the same choice.</w:t>
+        </w:r>
+      </w:ins>
     </w:p>
     <w:bookmarkEnd w:id="209"/>
     <w:bookmarkStart w:id="210" w:name="rem-loocv"/>
@@ -58805,19 +59338,23 @@
                                     <m:t>κ</m:t>
                                   </m:r>
                                   <m:r>
-                                    <m:rPr>
-                                      <m:sty m:val="p"/>
-                                    </m:rPr>
-                                    <m:t>(</m:t>
+                                    <m:t>​</m:t>
                                   </m:r>
+                                  <m:d>
+                                    <m:dPr>
+                                      <m:begChr m:val="("/>
+                                      <m:sepChr m:val=""/>
+                                      <m:endChr m:val=")"/>
+                                      <m:grow/>
+                                    </m:dPr>
+                                    <m:e>
+                                      <m:r>
+                                        <m:t>i</m:t>
+                                      </m:r>
+                                    </m:e>
+                                  </m:d>
                                   <m:r>
-                                    <m:t>i</m:t>
-                                  </m:r>
-                                  <m:r>
-                                    <m:rPr>
-                                      <m:sty m:val="p"/>
-                                    </m:rPr>
-                                    <m:t>)</m:t>
+                                    <m:t>​</m:t>
                                   </m:r>
                                 </m:sub>
                               </m:sSub>
